--- a/data/revised_2026-10_full/outputs/v2/Core_Mathematics/SS2.1_Similarity_and_Enlargement/Core_Mathematics_Similarity_and_Enlargement_FinalExplanation.docx
+++ b/data/revised_2026-10_full/outputs/v2/Core_Mathematics/SS2.1_Similarity_and_Enlargement/Core_Mathematics_Similarity_and_Enlargement_FinalExplanation.docx
@@ -2513,7 +2513,7 @@
         </w:rPr>
         <w:t xml:space="preserve">© 2026 SeaVuria and ARES. This work is licensed under a </w:t>
       </w:r>
-      <w:hyperlink w:history="1" r:id="rIdxpnhi7gpucoq2pe229ish">
+      <w:hyperlink w:history="1" r:id="rId5fllejriupntak5db4kzx">
         <w:r>
           <w:rPr>
             <w:rFonts w:ascii="Arial" w:cs="Arial" w:eastAsia="Arial" w:hAnsi="Arial"/>
@@ -2533,7 +2533,7 @@
         </w:rPr>
         <w:t xml:space="preserve"> (</w:t>
       </w:r>
-      <w:hyperlink w:history="1" r:id="rIdcyjydf3ep43fumxsgdpg4">
+      <w:hyperlink w:history="1" r:id="rIdhbtly0frig8khapokhaoi">
         <w:r>
           <w:rPr>
             <w:rFonts w:ascii="Arial" w:cs="Arial" w:eastAsia="Arial" w:hAnsi="Arial"/>
@@ -2553,7 +2553,7 @@
         </w:rPr>
         <w:t xml:space="preserve">). To view a copy of this license, visit </w:t>
       </w:r>
-      <w:hyperlink w:history="1" r:id="rId4m-qsdd2-zogorwcvyg9p">
+      <w:hyperlink w:history="1" r:id="rIdp15vhtcpb98oc0hjzrsdx">
         <w:r>
           <w:rPr>
             <w:rFonts w:ascii="Arial" w:cs="Arial" w:eastAsia="Arial" w:hAnsi="Arial"/>
